--- a/Palacio_UART.docx
+++ b/Palacio_UART.docx
@@ -4,34 +4,539 @@
   <w:body>
     <w:p>
       <w:r>
+        <w:rPr>
+          <w:noProof/>
+        </w:rPr>
+        <w:drawing>
+          <wp:inline distT="0" distB="0" distL="0" distR="0" wp14:anchorId="18023A27" wp14:editId="4C3ECDA1">
+            <wp:extent cx="5942762" cy="4578674"/>
+            <wp:effectExtent l="0" t="0" r="1270" b="0"/>
+            <wp:docPr id="1711386335" name="Picture 1"/>
+            <wp:cNvGraphicFramePr>
+              <a:graphicFrameLocks xmlns:a="http://schemas.openxmlformats.org/drawingml/2006/main" noChangeAspect="1"/>
+            </wp:cNvGraphicFramePr>
+            <a:graphic xmlns:a="http://schemas.openxmlformats.org/drawingml/2006/main">
+              <a:graphicData uri="http://schemas.openxmlformats.org/drawingml/2006/picture">
+                <pic:pic xmlns:pic="http://schemas.openxmlformats.org/drawingml/2006/picture">
+                  <pic:nvPicPr>
+                    <pic:cNvPr id="1711386335" name="Picture 1711386335"/>
+                    <pic:cNvPicPr/>
+                  </pic:nvPicPr>
+                  <pic:blipFill>
+                    <a:blip r:embed="rId4" cstate="print">
+                      <a:extLst>
+                        <a:ext uri="{28A0092B-C50C-407E-A947-70E740481C1C}">
+                          <a14:useLocalDpi xmlns:a14="http://schemas.microsoft.com/office/drawing/2010/main" val="0"/>
+                        </a:ext>
+                      </a:extLst>
+                    </a:blip>
+                    <a:stretch>
+                      <a:fillRect/>
+                    </a:stretch>
+                  </pic:blipFill>
+                  <pic:spPr>
+                    <a:xfrm>
+                      <a:off x="0" y="0"/>
+                      <a:ext cx="5943600" cy="4579320"/>
+                    </a:xfrm>
+                    <a:prstGeom prst="rect">
+                      <a:avLst/>
+                    </a:prstGeom>
+                  </pic:spPr>
+                </pic:pic>
+              </a:graphicData>
+            </a:graphic>
+          </wp:inline>
+        </w:drawing>
+      </w:r>
+    </w:p>
+    <w:p/>
+    <w:p/>
+    <w:p>
+      <w:r>
+        <w:rPr>
+          <w:noProof/>
+        </w:rPr>
+        <w:drawing>
+          <wp:inline distT="0" distB="0" distL="0" distR="0" wp14:anchorId="04E0F0B1" wp14:editId="38C1CAC9">
+            <wp:extent cx="5768227" cy="4987046"/>
+            <wp:effectExtent l="0" t="0" r="0" b="4445"/>
+            <wp:docPr id="2057375113" name="Picture 7"/>
+            <wp:cNvGraphicFramePr>
+              <a:graphicFrameLocks xmlns:a="http://schemas.openxmlformats.org/drawingml/2006/main" noChangeAspect="1"/>
+            </wp:cNvGraphicFramePr>
+            <a:graphic xmlns:a="http://schemas.openxmlformats.org/drawingml/2006/main">
+              <a:graphicData uri="http://schemas.openxmlformats.org/drawingml/2006/picture">
+                <pic:pic xmlns:pic="http://schemas.openxmlformats.org/drawingml/2006/picture">
+                  <pic:nvPicPr>
+                    <pic:cNvPr id="2057375113" name="Picture 2057375113"/>
+                    <pic:cNvPicPr/>
+                  </pic:nvPicPr>
+                  <pic:blipFill rotWithShape="1">
+                    <a:blip r:embed="rId5" cstate="print">
+                      <a:extLst>
+                        <a:ext uri="{28A0092B-C50C-407E-A947-70E740481C1C}">
+                          <a14:useLocalDpi xmlns:a14="http://schemas.microsoft.com/office/drawing/2010/main" val="0"/>
+                        </a:ext>
+                      </a:extLst>
+                    </a:blip>
+                    <a:srcRect l="1" r="-4747" b="19313"/>
+                    <a:stretch/>
+                  </pic:blipFill>
+                  <pic:spPr bwMode="auto">
+                    <a:xfrm>
+                      <a:off x="0" y="0"/>
+                      <a:ext cx="5770491" cy="4989003"/>
+                    </a:xfrm>
+                    <a:prstGeom prst="rect">
+                      <a:avLst/>
+                    </a:prstGeom>
+                    <a:ln>
+                      <a:noFill/>
+                    </a:ln>
+                    <a:extLst>
+                      <a:ext uri="{53640926-AAD7-44D8-BBD7-CCE9431645EC}">
+                        <a14:shadowObscured xmlns:a14="http://schemas.microsoft.com/office/drawing/2010/main"/>
+                      </a:ext>
+                    </a:extLst>
+                  </pic:spPr>
+                </pic:pic>
+              </a:graphicData>
+            </a:graphic>
+          </wp:inline>
+        </w:drawing>
+      </w:r>
+    </w:p>
+    <w:p>
+      <w:r>
+        <w:rPr>
+          <w:noProof/>
+        </w:rPr>
+        <w:drawing>
+          <wp:anchor distT="0" distB="0" distL="114300" distR="114300" simplePos="0" relativeHeight="251666432" behindDoc="0" locked="0" layoutInCell="1" allowOverlap="1" wp14:anchorId="5143422A" wp14:editId="189E553F">
+            <wp:simplePos x="0" y="0"/>
+            <wp:positionH relativeFrom="column">
+              <wp:posOffset>-215265</wp:posOffset>
+            </wp:positionH>
+            <wp:positionV relativeFrom="paragraph">
+              <wp:posOffset>0</wp:posOffset>
+            </wp:positionV>
+            <wp:extent cx="3376930" cy="3115945"/>
+            <wp:effectExtent l="0" t="0" r="0" b="8255"/>
+            <wp:wrapThrough wrapText="bothSides">
+              <wp:wrapPolygon edited="0">
+                <wp:start x="0" y="0"/>
+                <wp:lineTo x="0" y="21525"/>
+                <wp:lineTo x="21446" y="21525"/>
+                <wp:lineTo x="21446" y="0"/>
+                <wp:lineTo x="0" y="0"/>
+              </wp:wrapPolygon>
+            </wp:wrapThrough>
+            <wp:docPr id="1958305143" name="Picture 2"/>
+            <wp:cNvGraphicFramePr>
+              <a:graphicFrameLocks xmlns:a="http://schemas.openxmlformats.org/drawingml/2006/main" noChangeAspect="1"/>
+            </wp:cNvGraphicFramePr>
+            <a:graphic xmlns:a="http://schemas.openxmlformats.org/drawingml/2006/main">
+              <a:graphicData uri="http://schemas.openxmlformats.org/drawingml/2006/picture">
+                <pic:pic xmlns:pic="http://schemas.openxmlformats.org/drawingml/2006/picture">
+                  <pic:nvPicPr>
+                    <pic:cNvPr id="1958305143" name="Picture 1958305143"/>
+                    <pic:cNvPicPr/>
+                  </pic:nvPicPr>
+                  <pic:blipFill rotWithShape="1">
+                    <a:blip r:embed="rId6" cstate="print">
+                      <a:extLst>
+                        <a:ext uri="{28A0092B-C50C-407E-A947-70E740481C1C}">
+                          <a14:useLocalDpi xmlns:a14="http://schemas.microsoft.com/office/drawing/2010/main" val="0"/>
+                        </a:ext>
+                      </a:extLst>
+                    </a:blip>
+                    <a:srcRect r="43178"/>
+                    <a:stretch/>
+                  </pic:blipFill>
+                  <pic:spPr bwMode="auto">
+                    <a:xfrm>
+                      <a:off x="0" y="0"/>
+                      <a:ext cx="3376930" cy="3115945"/>
+                    </a:xfrm>
+                    <a:prstGeom prst="rect">
+                      <a:avLst/>
+                    </a:prstGeom>
+                    <a:ln>
+                      <a:noFill/>
+                    </a:ln>
+                    <a:extLst>
+                      <a:ext uri="{53640926-AAD7-44D8-BBD7-CCE9431645EC}">
+                        <a14:shadowObscured xmlns:a14="http://schemas.microsoft.com/office/drawing/2010/main"/>
+                      </a:ext>
+                    </a:extLst>
+                  </pic:spPr>
+                </pic:pic>
+              </a:graphicData>
+            </a:graphic>
+            <wp14:sizeRelH relativeFrom="page">
+              <wp14:pctWidth>0</wp14:pctWidth>
+            </wp14:sizeRelH>
+            <wp14:sizeRelV relativeFrom="page">
+              <wp14:pctHeight>0</wp14:pctHeight>
+            </wp14:sizeRelV>
+          </wp:anchor>
+        </w:drawing>
+      </w:r>
+      <w:r>
+        <w:rPr>
+          <w:noProof/>
+        </w:rPr>
+        <w:drawing>
+          <wp:anchor distT="0" distB="0" distL="114300" distR="114300" simplePos="0" relativeHeight="251667456" behindDoc="0" locked="0" layoutInCell="1" allowOverlap="1" wp14:anchorId="24194D1C" wp14:editId="292143DB">
+            <wp:simplePos x="0" y="0"/>
+            <wp:positionH relativeFrom="column">
+              <wp:posOffset>2965450</wp:posOffset>
+            </wp:positionH>
+            <wp:positionV relativeFrom="paragraph">
+              <wp:posOffset>0</wp:posOffset>
+            </wp:positionV>
+            <wp:extent cx="3110230" cy="3115945"/>
+            <wp:effectExtent l="0" t="0" r="0" b="8255"/>
+            <wp:wrapThrough wrapText="bothSides">
+              <wp:wrapPolygon edited="0">
+                <wp:start x="0" y="0"/>
+                <wp:lineTo x="0" y="21525"/>
+                <wp:lineTo x="21432" y="21525"/>
+                <wp:lineTo x="21432" y="0"/>
+                <wp:lineTo x="0" y="0"/>
+              </wp:wrapPolygon>
+            </wp:wrapThrough>
+            <wp:docPr id="247707108" name="Picture 3"/>
+            <wp:cNvGraphicFramePr>
+              <a:graphicFrameLocks xmlns:a="http://schemas.openxmlformats.org/drawingml/2006/main" noChangeAspect="1"/>
+            </wp:cNvGraphicFramePr>
+            <a:graphic xmlns:a="http://schemas.openxmlformats.org/drawingml/2006/main">
+              <a:graphicData uri="http://schemas.openxmlformats.org/drawingml/2006/picture">
+                <pic:pic xmlns:pic="http://schemas.openxmlformats.org/drawingml/2006/picture">
+                  <pic:nvPicPr>
+                    <pic:cNvPr id="247707108" name="Picture 247707108"/>
+                    <pic:cNvPicPr/>
+                  </pic:nvPicPr>
+                  <pic:blipFill rotWithShape="1">
+                    <a:blip r:embed="rId7" cstate="print">
+                      <a:extLst>
+                        <a:ext uri="{28A0092B-C50C-407E-A947-70E740481C1C}">
+                          <a14:useLocalDpi xmlns:a14="http://schemas.microsoft.com/office/drawing/2010/main" val="0"/>
+                        </a:ext>
+                      </a:extLst>
+                    </a:blip>
+                    <a:srcRect r="47670"/>
+                    <a:stretch/>
+                  </pic:blipFill>
+                  <pic:spPr bwMode="auto">
+                    <a:xfrm>
+                      <a:off x="0" y="0"/>
+                      <a:ext cx="3110230" cy="3115945"/>
+                    </a:xfrm>
+                    <a:prstGeom prst="rect">
+                      <a:avLst/>
+                    </a:prstGeom>
+                    <a:ln>
+                      <a:noFill/>
+                    </a:ln>
+                    <a:extLst>
+                      <a:ext uri="{53640926-AAD7-44D8-BBD7-CCE9431645EC}">
+                        <a14:shadowObscured xmlns:a14="http://schemas.microsoft.com/office/drawing/2010/main"/>
+                      </a:ext>
+                    </a:extLst>
+                  </pic:spPr>
+                </pic:pic>
+              </a:graphicData>
+            </a:graphic>
+            <wp14:sizeRelH relativeFrom="page">
+              <wp14:pctWidth>0</wp14:pctWidth>
+            </wp14:sizeRelH>
+            <wp14:sizeRelV relativeFrom="page">
+              <wp14:pctHeight>0</wp14:pctHeight>
+            </wp14:sizeRelV>
+          </wp:anchor>
+        </w:drawing>
+      </w:r>
+    </w:p>
+    <w:p>
+      <w:r>
+        <w:rPr>
+          <w:noProof/>
+        </w:rPr>
+        <w:drawing>
+          <wp:anchor distT="0" distB="0" distL="114300" distR="114300" simplePos="0" relativeHeight="251664384" behindDoc="0" locked="0" layoutInCell="1" allowOverlap="1" wp14:anchorId="7C89A4A1" wp14:editId="207AF2CC">
+            <wp:simplePos x="0" y="0"/>
+            <wp:positionH relativeFrom="column">
+              <wp:posOffset>140970</wp:posOffset>
+            </wp:positionH>
+            <wp:positionV relativeFrom="paragraph">
+              <wp:posOffset>120650</wp:posOffset>
+            </wp:positionV>
+            <wp:extent cx="5127625" cy="1673225"/>
+            <wp:effectExtent l="0" t="0" r="0" b="3175"/>
+            <wp:wrapThrough wrapText="bothSides">
+              <wp:wrapPolygon edited="0">
+                <wp:start x="0" y="0"/>
+                <wp:lineTo x="0" y="21395"/>
+                <wp:lineTo x="21506" y="21395"/>
+                <wp:lineTo x="21506" y="0"/>
+                <wp:lineTo x="0" y="0"/>
+              </wp:wrapPolygon>
+            </wp:wrapThrough>
+            <wp:docPr id="413205818" name="Picture 4"/>
+            <wp:cNvGraphicFramePr>
+              <a:graphicFrameLocks xmlns:a="http://schemas.openxmlformats.org/drawingml/2006/main" noChangeAspect="1"/>
+            </wp:cNvGraphicFramePr>
+            <a:graphic xmlns:a="http://schemas.openxmlformats.org/drawingml/2006/main">
+              <a:graphicData uri="http://schemas.openxmlformats.org/drawingml/2006/picture">
+                <pic:pic xmlns:pic="http://schemas.openxmlformats.org/drawingml/2006/picture">
+                  <pic:nvPicPr>
+                    <pic:cNvPr id="413205818" name="Picture 413205818"/>
+                    <pic:cNvPicPr/>
+                  </pic:nvPicPr>
+                  <pic:blipFill>
+                    <a:blip r:embed="rId8">
+                      <a:extLst>
+                        <a:ext uri="{28A0092B-C50C-407E-A947-70E740481C1C}">
+                          <a14:useLocalDpi xmlns:a14="http://schemas.microsoft.com/office/drawing/2010/main" val="0"/>
+                        </a:ext>
+                      </a:extLst>
+                    </a:blip>
+                    <a:stretch>
+                      <a:fillRect/>
+                    </a:stretch>
+                  </pic:blipFill>
+                  <pic:spPr>
+                    <a:xfrm>
+                      <a:off x="0" y="0"/>
+                      <a:ext cx="5127625" cy="1673225"/>
+                    </a:xfrm>
+                    <a:prstGeom prst="rect">
+                      <a:avLst/>
+                    </a:prstGeom>
+                  </pic:spPr>
+                </pic:pic>
+              </a:graphicData>
+            </a:graphic>
+            <wp14:sizeRelH relativeFrom="margin">
+              <wp14:pctWidth>0</wp14:pctWidth>
+            </wp14:sizeRelH>
+            <wp14:sizeRelV relativeFrom="margin">
+              <wp14:pctHeight>0</wp14:pctHeight>
+            </wp14:sizeRelV>
+          </wp:anchor>
+        </w:drawing>
+      </w:r>
+    </w:p>
+    <w:p/>
+    <w:p/>
+    <w:p/>
+    <w:p/>
+    <w:p>
+      <w:r>
+        <w:rPr>
+          <w:noProof/>
+        </w:rPr>
+        <w:drawing>
+          <wp:anchor distT="0" distB="0" distL="114300" distR="114300" simplePos="0" relativeHeight="251665408" behindDoc="0" locked="0" layoutInCell="1" allowOverlap="1" wp14:anchorId="58F11ABE" wp14:editId="303B60E0">
+            <wp:simplePos x="0" y="0"/>
+            <wp:positionH relativeFrom="column">
+              <wp:posOffset>139065</wp:posOffset>
+            </wp:positionH>
+            <wp:positionV relativeFrom="paragraph">
+              <wp:posOffset>1397635</wp:posOffset>
+            </wp:positionV>
+            <wp:extent cx="5226685" cy="2486025"/>
+            <wp:effectExtent l="0" t="0" r="0" b="9525"/>
+            <wp:wrapThrough wrapText="bothSides">
+              <wp:wrapPolygon edited="0">
+                <wp:start x="0" y="0"/>
+                <wp:lineTo x="0" y="21517"/>
+                <wp:lineTo x="21492" y="21517"/>
+                <wp:lineTo x="21492" y="0"/>
+                <wp:lineTo x="0" y="0"/>
+              </wp:wrapPolygon>
+            </wp:wrapThrough>
+            <wp:docPr id="546275369" name="Picture 6"/>
+            <wp:cNvGraphicFramePr>
+              <a:graphicFrameLocks xmlns:a="http://schemas.openxmlformats.org/drawingml/2006/main" noChangeAspect="1"/>
+            </wp:cNvGraphicFramePr>
+            <a:graphic xmlns:a="http://schemas.openxmlformats.org/drawingml/2006/main">
+              <a:graphicData uri="http://schemas.openxmlformats.org/drawingml/2006/picture">
+                <pic:pic xmlns:pic="http://schemas.openxmlformats.org/drawingml/2006/picture">
+                  <pic:nvPicPr>
+                    <pic:cNvPr id="546275369" name="Picture 546275369"/>
+                    <pic:cNvPicPr/>
+                  </pic:nvPicPr>
+                  <pic:blipFill>
+                    <a:blip r:embed="rId9">
+                      <a:extLst>
+                        <a:ext uri="{28A0092B-C50C-407E-A947-70E740481C1C}">
+                          <a14:useLocalDpi xmlns:a14="http://schemas.microsoft.com/office/drawing/2010/main" val="0"/>
+                        </a:ext>
+                      </a:extLst>
+                    </a:blip>
+                    <a:stretch>
+                      <a:fillRect/>
+                    </a:stretch>
+                  </pic:blipFill>
+                  <pic:spPr>
+                    <a:xfrm>
+                      <a:off x="0" y="0"/>
+                      <a:ext cx="5226685" cy="2486025"/>
+                    </a:xfrm>
+                    <a:prstGeom prst="rect">
+                      <a:avLst/>
+                    </a:prstGeom>
+                  </pic:spPr>
+                </pic:pic>
+              </a:graphicData>
+            </a:graphic>
+            <wp14:sizeRelH relativeFrom="margin">
+              <wp14:pctWidth>0</wp14:pctWidth>
+            </wp14:sizeRelH>
+            <wp14:sizeRelV relativeFrom="margin">
+              <wp14:pctHeight>0</wp14:pctHeight>
+            </wp14:sizeRelV>
+          </wp:anchor>
+        </w:drawing>
+      </w:r>
+      <w:r>
+        <w:rPr>
+          <w:noProof/>
+        </w:rPr>
+        <w:drawing>
+          <wp:anchor distT="0" distB="0" distL="114300" distR="114300" simplePos="0" relativeHeight="251669504" behindDoc="0" locked="0" layoutInCell="1" allowOverlap="1" wp14:anchorId="7D108802" wp14:editId="11FB61DF">
+            <wp:simplePos x="0" y="0"/>
+            <wp:positionH relativeFrom="column">
+              <wp:posOffset>140335</wp:posOffset>
+            </wp:positionH>
+            <wp:positionV relativeFrom="paragraph">
+              <wp:posOffset>27305</wp:posOffset>
+            </wp:positionV>
+            <wp:extent cx="5080635" cy="1450975"/>
+            <wp:effectExtent l="0" t="0" r="5715" b="0"/>
+            <wp:wrapThrough wrapText="bothSides">
+              <wp:wrapPolygon edited="0">
+                <wp:start x="0" y="0"/>
+                <wp:lineTo x="0" y="21269"/>
+                <wp:lineTo x="21543" y="21269"/>
+                <wp:lineTo x="21543" y="0"/>
+                <wp:lineTo x="0" y="0"/>
+              </wp:wrapPolygon>
+            </wp:wrapThrough>
+            <wp:docPr id="2057066937" name="Picture 5"/>
+            <wp:cNvGraphicFramePr>
+              <a:graphicFrameLocks xmlns:a="http://schemas.openxmlformats.org/drawingml/2006/main" noChangeAspect="1"/>
+            </wp:cNvGraphicFramePr>
+            <a:graphic xmlns:a="http://schemas.openxmlformats.org/drawingml/2006/main">
+              <a:graphicData uri="http://schemas.openxmlformats.org/drawingml/2006/picture">
+                <pic:pic xmlns:pic="http://schemas.openxmlformats.org/drawingml/2006/picture">
+                  <pic:nvPicPr>
+                    <pic:cNvPr id="2057066937" name="Picture 2057066937"/>
+                    <pic:cNvPicPr/>
+                  </pic:nvPicPr>
+                  <pic:blipFill>
+                    <a:blip r:embed="rId10">
+                      <a:extLst>
+                        <a:ext uri="{28A0092B-C50C-407E-A947-70E740481C1C}">
+                          <a14:useLocalDpi xmlns:a14="http://schemas.microsoft.com/office/drawing/2010/main" val="0"/>
+                        </a:ext>
+                      </a:extLst>
+                    </a:blip>
+                    <a:stretch>
+                      <a:fillRect/>
+                    </a:stretch>
+                  </pic:blipFill>
+                  <pic:spPr>
+                    <a:xfrm>
+                      <a:off x="0" y="0"/>
+                      <a:ext cx="5080635" cy="1450975"/>
+                    </a:xfrm>
+                    <a:prstGeom prst="rect">
+                      <a:avLst/>
+                    </a:prstGeom>
+                  </pic:spPr>
+                </pic:pic>
+              </a:graphicData>
+            </a:graphic>
+            <wp14:sizeRelH relativeFrom="margin">
+              <wp14:pctWidth>0</wp14:pctWidth>
+            </wp14:sizeRelH>
+            <wp14:sizeRelV relativeFrom="margin">
+              <wp14:pctHeight>0</wp14:pctHeight>
+            </wp14:sizeRelV>
+          </wp:anchor>
+        </w:drawing>
+      </w:r>
+    </w:p>
+    <w:p>
+      <w:r>
         <w:t>ESP32_CODE</w:t>
       </w:r>
     </w:p>
     <w:p>
       <w:r>
-        <w:t>#include &lt;WiFi.h&gt;</w:t>
-      </w:r>
-    </w:p>
-    <w:p>
-      <w:r>
-        <w:t>#include &lt;WebServer.h&gt;</w:t>
+        <w:t>#include &lt;</w:t>
+      </w:r>
+      <w:proofErr w:type="spellStart"/>
+      <w:r>
+        <w:t>WiFi.h</w:t>
+      </w:r>
+      <w:proofErr w:type="spellEnd"/>
+      <w:r>
+        <w:t>&gt;</w:t>
+      </w:r>
+    </w:p>
+    <w:p>
+      <w:r>
+        <w:t>#include &lt;</w:t>
+      </w:r>
+      <w:proofErr w:type="spellStart"/>
+      <w:r>
+        <w:t>WebServer.h</w:t>
+      </w:r>
+      <w:proofErr w:type="spellEnd"/>
+      <w:r>
+        <w:t>&gt;</w:t>
       </w:r>
     </w:p>
     <w:p/>
     <w:p>
-      <w:r>
-        <w:t>Const char* ssid = “</w:t>
-      </w:r>
+      <w:proofErr w:type="spellStart"/>
+      <w:r>
+        <w:t>Const</w:t>
+      </w:r>
+      <w:proofErr w:type="spellEnd"/>
+      <w:r>
+        <w:t xml:space="preserve"> char* </w:t>
+      </w:r>
+      <w:proofErr w:type="spellStart"/>
+      <w:r>
+        <w:t>ssid</w:t>
+      </w:r>
+      <w:proofErr w:type="spellEnd"/>
+      <w:r>
+        <w:t xml:space="preserve"> = “</w:t>
+      </w:r>
+      <w:proofErr w:type="spellStart"/>
       <w:r>
         <w:t>Kem</w:t>
       </w:r>
+      <w:proofErr w:type="spellEnd"/>
       <w:r>
         <w:t>”;</w:t>
       </w:r>
     </w:p>
     <w:p>
-      <w:r>
-        <w:t>Const char* password = “</w:t>
+      <w:proofErr w:type="spellStart"/>
+      <w:r>
+        <w:t>Const</w:t>
+      </w:r>
+      <w:proofErr w:type="spellEnd"/>
+      <w:r>
+        <w:t xml:space="preserve"> char* password = “</w:t>
       </w:r>
       <w:r>
         <w:t>0987654321</w:t>
@@ -42,8 +547,13 @@
     </w:p>
     <w:p/>
     <w:p>
-      <w:r>
-        <w:t>WebServer server(80);</w:t>
+      <w:proofErr w:type="spellStart"/>
+      <w:r>
+        <w:t>WebServer</w:t>
+      </w:r>
+      <w:proofErr w:type="spellEnd"/>
+      <w:r>
+        <w:t xml:space="preserve"> server(80);</w:t>
       </w:r>
     </w:p>
     <w:p/>
@@ -54,7 +564,15 @@
     </w:p>
     <w:p>
       <w:r>
-        <w:t>  Serial.begin(9600); // Debug console</w:t>
+        <w:t xml:space="preserve">  </w:t>
+      </w:r>
+      <w:proofErr w:type="spellStart"/>
+      <w:r>
+        <w:t>Serial.begin</w:t>
+      </w:r>
+      <w:proofErr w:type="spellEnd"/>
+      <w:r>
+        <w:t>(9600); // Debug console</w:t>
       </w:r>
     </w:p>
     <w:p>
@@ -69,12 +587,36 @@
     </w:p>
     <w:p>
       <w:r>
-        <w:t>  WiFi.begin(ssid, password);</w:t>
-      </w:r>
-    </w:p>
-    <w:p>
-      <w:r>
-        <w:t>  While (WiFi.status() != WL_CONNECTED) {</w:t>
+        <w:t xml:space="preserve">  </w:t>
+      </w:r>
+      <w:proofErr w:type="spellStart"/>
+      <w:r>
+        <w:t>WiFi.begin</w:t>
+      </w:r>
+      <w:proofErr w:type="spellEnd"/>
+      <w:r>
+        <w:t>(</w:t>
+      </w:r>
+      <w:proofErr w:type="spellStart"/>
+      <w:r>
+        <w:t>ssid</w:t>
+      </w:r>
+      <w:proofErr w:type="spellEnd"/>
+      <w:r>
+        <w:t>, password);</w:t>
+      </w:r>
+    </w:p>
+    <w:p>
+      <w:r>
+        <w:t>  While (</w:t>
+      </w:r>
+      <w:proofErr w:type="spellStart"/>
+      <w:r>
+        <w:t>WiFi.status</w:t>
+      </w:r>
+      <w:proofErr w:type="spellEnd"/>
+      <w:r>
+        <w:t>() != WL_CONNECTED) {</w:t>
       </w:r>
     </w:p>
     <w:p>
@@ -84,7 +626,15 @@
     </w:p>
     <w:p>
       <w:r>
-        <w:t>    Serial.print(“.”);</w:t>
+        <w:t xml:space="preserve">    </w:t>
+      </w:r>
+      <w:proofErr w:type="spellStart"/>
+      <w:r>
+        <w:t>Serial.print</w:t>
+      </w:r>
+      <w:proofErr w:type="spellEnd"/>
+      <w:r>
+        <w:t>(“.”);</w:t>
       </w:r>
     </w:p>
     <w:p>
@@ -99,23 +649,79 @@
     </w:p>
     <w:p>
       <w:r>
-        <w:t>  Serial.println(“\nWiFi Connected!”);</w:t>
-      </w:r>
-    </w:p>
-    <w:p>
-      <w:r>
-        <w:t>  Serial.print(“IP: “); Serial.println(WiFi.localIP());</w:t>
+        <w:t xml:space="preserve">  </w:t>
+      </w:r>
+      <w:proofErr w:type="spellStart"/>
+      <w:r>
+        <w:t>Serial.println</w:t>
+      </w:r>
+      <w:proofErr w:type="spellEnd"/>
+      <w:r>
+        <w:t>(“\</w:t>
+      </w:r>
+      <w:proofErr w:type="spellStart"/>
+      <w:r>
+        <w:t>nWiFi</w:t>
+      </w:r>
+      <w:proofErr w:type="spellEnd"/>
+      <w:r>
+        <w:t xml:space="preserve"> Connected!”);</w:t>
+      </w:r>
+    </w:p>
+    <w:p>
+      <w:r>
+        <w:t xml:space="preserve">  </w:t>
+      </w:r>
+      <w:proofErr w:type="spellStart"/>
+      <w:r>
+        <w:t>Serial.print</w:t>
+      </w:r>
+      <w:proofErr w:type="spellEnd"/>
+      <w:r>
+        <w:t xml:space="preserve">(“IP: “); </w:t>
+      </w:r>
+      <w:proofErr w:type="spellStart"/>
+      <w:r>
+        <w:t>Serial.println</w:t>
+      </w:r>
+      <w:proofErr w:type="spellEnd"/>
+      <w:r>
+        <w:t>(</w:t>
+      </w:r>
+      <w:proofErr w:type="spellStart"/>
+      <w:r>
+        <w:t>WiFi.localIP</w:t>
+      </w:r>
+      <w:proofErr w:type="spellEnd"/>
+      <w:r>
+        <w:t>());</w:t>
       </w:r>
     </w:p>
     <w:p/>
     <w:p>
       <w:r>
-        <w:t>  Server.on(“/”, HTTP_GET, [](){</w:t>
-      </w:r>
-    </w:p>
-    <w:p>
-      <w:r>
-        <w:t xml:space="preserve">    Server.send(200, “text/html”, </w:t>
+        <w:t xml:space="preserve">  </w:t>
+      </w:r>
+      <w:proofErr w:type="spellStart"/>
+      <w:r>
+        <w:t>Server.on</w:t>
+      </w:r>
+      <w:proofErr w:type="spellEnd"/>
+      <w:r>
+        <w:t>(“/”, HTTP_GET, [](){</w:t>
+      </w:r>
+    </w:p>
+    <w:p>
+      <w:r>
+        <w:t xml:space="preserve">    </w:t>
+      </w:r>
+      <w:proofErr w:type="spellStart"/>
+      <w:r>
+        <w:t>Server.send</w:t>
+      </w:r>
+      <w:proofErr w:type="spellEnd"/>
+      <w:r>
+        <w:t xml:space="preserve">(200, “text/html”, </w:t>
       </w:r>
     </w:p>
     <w:p>
@@ -125,12 +731,28 @@
     </w:p>
     <w:p>
       <w:r>
-        <w:t>      “&lt;a href=’/on’&gt;&lt;button&gt;ON&lt;/button&gt;&lt;/a&gt;”</w:t>
-      </w:r>
-    </w:p>
-    <w:p>
-      <w:r>
-        <w:t>      “&lt;a href=’/off’&gt;&lt;button&gt;OFF&lt;/button&gt;&lt;/a&gt;”);</w:t>
+        <w:t xml:space="preserve">      “&lt;a </w:t>
+      </w:r>
+      <w:proofErr w:type="spellStart"/>
+      <w:r>
+        <w:t>href</w:t>
+      </w:r>
+      <w:proofErr w:type="spellEnd"/>
+      <w:r>
+        <w:t>=’/on’&gt;&lt;button&gt;ON&lt;/button&gt;&lt;/a&gt;”</w:t>
+      </w:r>
+    </w:p>
+    <w:p>
+      <w:r>
+        <w:t xml:space="preserve">      “&lt;a </w:t>
+      </w:r>
+      <w:proofErr w:type="spellStart"/>
+      <w:r>
+        <w:t>href</w:t>
+      </w:r>
+      <w:proofErr w:type="spellEnd"/>
+      <w:r>
+        <w:t>=’/off’&gt;&lt;button&gt;OFF&lt;/button&gt;&lt;/a&gt;”);</w:t>
       </w:r>
     </w:p>
     <w:p>
@@ -145,7 +767,15 @@
     </w:p>
     <w:p>
       <w:r>
-        <w:t>  Server.on(“/on”, [](){</w:t>
+        <w:t xml:space="preserve">  </w:t>
+      </w:r>
+      <w:proofErr w:type="spellStart"/>
+      <w:r>
+        <w:t>Server.on</w:t>
+      </w:r>
+      <w:proofErr w:type="spellEnd"/>
+      <w:r>
+        <w:t>(“/on”, [](){</w:t>
       </w:r>
     </w:p>
     <w:p>
@@ -155,7 +785,15 @@
     </w:p>
     <w:p>
       <w:r>
-        <w:t>    Server.send(200, “text/plain”, “LED ON”);</w:t>
+        <w:t xml:space="preserve">    </w:t>
+      </w:r>
+      <w:proofErr w:type="spellStart"/>
+      <w:r>
+        <w:t>Server.send</w:t>
+      </w:r>
+      <w:proofErr w:type="spellEnd"/>
+      <w:r>
+        <w:t>(200, “text/plain”, “LED ON”);</w:t>
       </w:r>
     </w:p>
     <w:p>
@@ -166,7 +804,15 @@
     <w:p/>
     <w:p>
       <w:r>
-        <w:t>  Server.on(“/off”, [](){</w:t>
+        <w:t xml:space="preserve">  </w:t>
+      </w:r>
+      <w:proofErr w:type="spellStart"/>
+      <w:r>
+        <w:t>Server.on</w:t>
+      </w:r>
+      <w:proofErr w:type="spellEnd"/>
+      <w:r>
+        <w:t>(“/off”, [](){</w:t>
       </w:r>
     </w:p>
     <w:p>
@@ -177,7 +823,15 @@
     </w:p>
     <w:p>
       <w:r>
-        <w:t>    Server.send(200, “text/plain”, “LED OFF”);</w:t>
+        <w:t xml:space="preserve">    </w:t>
+      </w:r>
+      <w:proofErr w:type="spellStart"/>
+      <w:r>
+        <w:t>Server.send</w:t>
+      </w:r>
+      <w:proofErr w:type="spellEnd"/>
+      <w:r>
+        <w:t>(200, “text/plain”, “LED OFF”);</w:t>
       </w:r>
     </w:p>
     <w:p>
@@ -188,7 +842,15 @@
     <w:p/>
     <w:p>
       <w:r>
-        <w:t>  Server.begin();</w:t>
+        <w:t xml:space="preserve">  </w:t>
+      </w:r>
+      <w:proofErr w:type="spellStart"/>
+      <w:r>
+        <w:t>Server.begin</w:t>
+      </w:r>
+      <w:proofErr w:type="spellEnd"/>
+      <w:r>
+        <w:t>();</w:t>
       </w:r>
     </w:p>
     <w:p>
@@ -204,7 +866,15 @@
     </w:p>
     <w:p>
       <w:r>
-        <w:t>  Server.handleClient();</w:t>
+        <w:t xml:space="preserve">  </w:t>
+      </w:r>
+      <w:proofErr w:type="spellStart"/>
+      <w:r>
+        <w:t>Server.handleClient</w:t>
+      </w:r>
+      <w:proofErr w:type="spellEnd"/>
+      <w:r>
+        <w:t>();</w:t>
       </w:r>
     </w:p>
     <w:p>
@@ -227,12 +897,28 @@
     </w:p>
     <w:p>
       <w:r>
-        <w:t>  Serial.begin(9600);  // For debugging (optional)</w:t>
-      </w:r>
-    </w:p>
-    <w:p>
-      <w:r>
-        <w:t xml:space="preserve">  pinMode(8, OUTPUT); // LED on Pin 8 </w:t>
+        <w:t xml:space="preserve">  </w:t>
+      </w:r>
+      <w:proofErr w:type="spellStart"/>
+      <w:r>
+        <w:t>Serial.begin</w:t>
+      </w:r>
+      <w:proofErr w:type="spellEnd"/>
+      <w:r>
+        <w:t>(9600);  // For debugging (optional)</w:t>
+      </w:r>
+    </w:p>
+    <w:p>
+      <w:r>
+        <w:t xml:space="preserve">  </w:t>
+      </w:r>
+      <w:proofErr w:type="spellStart"/>
+      <w:r>
+        <w:t>pinMode</w:t>
+      </w:r>
+      <w:proofErr w:type="spellEnd"/>
+      <w:r>
+        <w:t xml:space="preserve">(8, OUTPUT); // LED on Pin 8 </w:t>
       </w:r>
     </w:p>
     <w:p>
@@ -248,17 +934,41 @@
     </w:p>
     <w:p>
       <w:r>
-        <w:t>  If (Serial.available()) {  // If data received from ESP32</w:t>
-      </w:r>
-    </w:p>
-    <w:p>
-      <w:r>
-        <w:t>    String command = Serial.readStringUntil(‘\n’);</w:t>
-      </w:r>
-    </w:p>
-    <w:p>
-      <w:r>
-        <w:t>    Command.trim();  // Remove extra spaces/newlines</w:t>
+        <w:t>  If (</w:t>
+      </w:r>
+      <w:proofErr w:type="spellStart"/>
+      <w:r>
+        <w:t>Serial.available</w:t>
+      </w:r>
+      <w:proofErr w:type="spellEnd"/>
+      <w:r>
+        <w:t>()) {  // If data received from ESP32</w:t>
+      </w:r>
+    </w:p>
+    <w:p>
+      <w:r>
+        <w:t xml:space="preserve">    String command = </w:t>
+      </w:r>
+      <w:proofErr w:type="spellStart"/>
+      <w:r>
+        <w:t>Serial.readStringUntil</w:t>
+      </w:r>
+      <w:proofErr w:type="spellEnd"/>
+      <w:r>
+        <w:t>(‘\n’);</w:t>
+      </w:r>
+    </w:p>
+    <w:p>
+      <w:r>
+        <w:t xml:space="preserve">    </w:t>
+      </w:r>
+      <w:proofErr w:type="spellStart"/>
+      <w:r>
+        <w:t>Command.trim</w:t>
+      </w:r>
+      <w:proofErr w:type="spellEnd"/>
+      <w:r>
+        <w:t>();  // Remove extra spaces/newlines</w:t>
       </w:r>
     </w:p>
     <w:p/>
@@ -269,12 +979,28 @@
     </w:p>
     <w:p>
       <w:r>
-        <w:t>      digitalWrite(8, HIGH);  </w:t>
-      </w:r>
-    </w:p>
-    <w:p>
-      <w:r>
-        <w:t>      Serial.println(“LED ON”);</w:t>
+        <w:t xml:space="preserve">      </w:t>
+      </w:r>
+      <w:proofErr w:type="spellStart"/>
+      <w:r>
+        <w:t>digitalWrite</w:t>
+      </w:r>
+      <w:proofErr w:type="spellEnd"/>
+      <w:r>
+        <w:t>(8, HIGH);  </w:t>
+      </w:r>
+    </w:p>
+    <w:p>
+      <w:r>
+        <w:t xml:space="preserve">      </w:t>
+      </w:r>
+      <w:proofErr w:type="spellStart"/>
+      <w:r>
+        <w:t>Serial.println</w:t>
+      </w:r>
+      <w:proofErr w:type="spellEnd"/>
+      <w:r>
+        <w:t>(“LED ON”);</w:t>
       </w:r>
     </w:p>
     <w:p>
@@ -289,12 +1015,28 @@
     </w:p>
     <w:p>
       <w:r>
-        <w:t>      digitalWrite(8, LOW);   // Turn LED OFF</w:t>
-      </w:r>
-    </w:p>
-    <w:p>
-      <w:r>
-        <w:t>      Serial.println(“LED OFF”);</w:t>
+        <w:t xml:space="preserve">      </w:t>
+      </w:r>
+      <w:proofErr w:type="spellStart"/>
+      <w:r>
+        <w:t>digitalWrite</w:t>
+      </w:r>
+      <w:proofErr w:type="spellEnd"/>
+      <w:r>
+        <w:t>(8, LOW);   // Turn LED OFF</w:t>
+      </w:r>
+    </w:p>
+    <w:p>
+      <w:r>
+        <w:t xml:space="preserve">      </w:t>
+      </w:r>
+      <w:proofErr w:type="spellStart"/>
+      <w:r>
+        <w:t>Serial.println</w:t>
+      </w:r>
+      <w:proofErr w:type="spellEnd"/>
+      <w:r>
+        <w:t>(“LED OFF”);</w:t>
       </w:r>
     </w:p>
     <w:p>
